--- a/docs/Month_2_progress_report.docx
+++ b/docs/Month_2_progress_report.docx
@@ -43,7 +43,20 @@
           <w:sz w:val="22"/>
           <w:szCs w:val="22"/>
         </w:rPr>
-        <w:t xml:space="preserve">Every module the proposal scheduled for Month 2 was already delivered in Month 1 and reported as such. Month 2 was therefore spent on the two things that decide whether any of it survives contact with a user: proving the system works when it is not being demonstrated, and measuring the one capability the product is sold on. The system ran outside demo mode for the first time. Retrieval was measured for the first time, and the first honest number was worse than the first flattering one.</w:t>
+        <w:t xml:space="preserve">All four modules the proposal scheduled for Month 2 were delivered early, in Month 1, and were reported then. Month 2 was therefore spent on two things instead: testing the system properly, and measuring how well its main feature works.</w:t>
+      </w:r>
+    </w:p>
+    <w:p>
+      <w:pPr>
+        <w:spacing w:after="160" w:line="300"/>
+        <w:jc w:val="left"/>
+      </w:pPr>
+      <w:r>
+        <w:rPr>
+          <w:sz w:val="22"/>
+          <w:szCs w:val="22"/>
+        </w:rPr>
+        <w:t xml:space="preserve">Two results stand out. The system ran against live AI providers for the first time. And retrieval quality was measured for the first time, giving a baseline of 20%.</w:t>
       </w:r>
     </w:p>
     <w:p>
@@ -670,7 +683,7 @@
           <w:sz w:val="22"/>
           <w:szCs w:val="22"/>
         </w:rPr>
-        <w:t xml:space="preserve">The four scheduled deliverables were verified again this month rather than rebuilt. What follows is the work that filled the month instead.</w:t>
+        <w:t xml:space="preserve">The four scheduled deliverables were re-tested this month rather than rebuilt. The sections below describe the work that filled the month.</w:t>
       </w:r>
     </w:p>
     <w:p>
@@ -742,7 +755,7 @@
           <w:sz w:val="19"/>
           <w:szCs w:val="19"/>
         </w:rPr>
-        <w:t xml:space="preserve"> The workspace as it stands at the end of Month 2. Left, the rail carrying the four readings and the index cards, each now showing the page a scene starts on, who is in it and the first thing the camera sees. Centre, the screenplay column. Right, the assist panel with its craft recommendations. Above, the timeline: scene headings are renameable in place and act durations are editable.</w:t>
+        <w:t xml:space="preserve"> The workspace at the end of Month 2. On the left is the panel holding four views of the script and the scene index cards. In the middle is the screenplay page. On the right is the assistant panel with craft recommendations. Above is the timeline.</w:t>
       </w:r>
     </w:p>
     <w:p>
@@ -751,20 +764,33 @@
         <w:spacing w:after="140" w:before="320"/>
       </w:pPr>
       <w:r>
-        <w:t xml:space="preserve">Week 5: Coverage of the parts that fail quietly</w:t>
-      </w:r>
-    </w:p>
-    <w:p>
-      <w:pPr>
-        <w:spacing w:after="160" w:line="300"/>
-        <w:jc w:val="left"/>
-      </w:pPr>
-      <w:r>
-        <w:rPr>
-          <w:sz w:val="22"/>
-          <w:szCs w:val="22"/>
-        </w:rPr>
-        <w:t xml:space="preserve">Three backend modules had no test at all, and the ones without coverage were close to the inverse of where coverage should have been: the Stripe webhook is the only unauthenticated endpoint that grants a paid tier, </w:t>
+        <w:t xml:space="preserve">Week 5: Adding tests</w:t>
+      </w:r>
+    </w:p>
+    <w:p>
+      <w:pPr>
+        <w:spacing w:after="160" w:line="300"/>
+        <w:jc w:val="left"/>
+      </w:pPr>
+      <w:r>
+        <w:rPr>
+          <w:sz w:val="22"/>
+          <w:szCs w:val="22"/>
+        </w:rPr>
+        <w:t xml:space="preserve">Three parts of the backend had no tests at all. This mattered because those three parts carry the most risk:</w:t>
+      </w:r>
+    </w:p>
+    <w:p>
+      <w:pPr>
+        <w:spacing w:after="160" w:line="300"/>
+        <w:jc w:val="left"/>
+      </w:pPr>
+      <w:r>
+        <w:rPr>
+          <w:sz w:val="22"/>
+          <w:szCs w:val="22"/>
+        </w:rPr>
+        <w:t xml:space="preserve">- The payment webhook is the only endpoint that grants a paid subscription without requiring a login. - </w:t>
       </w:r>
       <w:r>
         <w:rPr>
@@ -779,7 +805,7 @@
           <w:sz w:val="22"/>
           <w:szCs w:val="22"/>
         </w:rPr>
-        <w:t xml:space="preserve"> is six lines standing between a client dictionary and two write handlers, and </w:t>
+        <w:t xml:space="preserve"> is the code that decides which fields a user is allowed to change. - </w:t>
       </w:r>
       <w:r>
         <w:rPr>
@@ -794,20 +820,20 @@
           <w:sz w:val="22"/>
           <w:szCs w:val="22"/>
         </w:rPr>
-        <w:t xml:space="preserve"> — the differentiator — returns an empty list on every error by design, so it fails silently.</w:t>
-      </w:r>
-    </w:p>
-    <w:p>
-      <w:pPr>
-        <w:spacing w:after="160" w:line="300"/>
-        <w:jc w:val="left"/>
-      </w:pPr>
-      <w:r>
-        <w:rPr>
-          <w:sz w:val="22"/>
-          <w:szCs w:val="22"/>
-        </w:rPr>
-        <w:t xml:space="preserve">104 backend tests were added across six new files, and all 26 untested frontend components and pages were covered. The suite now stands at </w:t>
+        <w:t xml:space="preserve"> is the retrieval system. It returns an empty result on failure by design, so when it breaks, nothing reports an error.</w:t>
+      </w:r>
+    </w:p>
+    <w:p>
+      <w:pPr>
+        <w:spacing w:after="160" w:line="300"/>
+        <w:jc w:val="left"/>
+      </w:pPr>
+      <w:r>
+        <w:rPr>
+          <w:sz w:val="22"/>
+          <w:szCs w:val="22"/>
+        </w:rPr>
+        <w:t xml:space="preserve">104 new backend tests were written. All 26 frontend components that had no tests were covered. The test suite now has </w:t>
       </w:r>
       <w:r>
         <w:rPr>
@@ -816,7 +842,7 @@
           <w:sz w:val="22"/>
           <w:szCs w:val="22"/>
         </w:rPr>
-        <w:t xml:space="preserve">765 backend tests across 42 files</w:t>
+        <w:t xml:space="preserve">765 backend tests in 42 files</w:t>
       </w:r>
       <w:r>
         <w:rPr>
@@ -832,7 +858,7 @@
           <w:sz w:val="22"/>
           <w:szCs w:val="22"/>
         </w:rPr>
-        <w:t xml:space="preserve">1,020 frontend tests across 54 files</w:t>
+        <w:t xml:space="preserve">1,020 frontend tests in 54 files</w:t>
       </w:r>
       <w:r>
         <w:rPr>
@@ -852,7 +878,20 @@
           <w:sz w:val="22"/>
           <w:szCs w:val="22"/>
         </w:rPr>
-        <w:t xml:space="preserve">Two security defects were found and closed in the process. </w:t>
+        <w:t xml:space="preserve">Two security problems were found and fixed while writing these tests.</w:t>
+      </w:r>
+    </w:p>
+    <w:p>
+      <w:pPr>
+        <w:spacing w:after="160" w:line="300"/>
+        <w:jc w:val="left"/>
+      </w:pPr>
+      <w:r>
+        <w:rPr>
+          <w:sz w:val="22"/>
+          <w:szCs w:val="22"/>
+        </w:rPr>
+        <w:t xml:space="preserve">The first was in </w:t>
       </w:r>
       <w:r>
         <w:rPr>
@@ -867,23 +906,20 @@
           <w:sz w:val="22"/>
           <w:szCs w:val="22"/>
         </w:rPr>
-        <w:t xml:space="preserve"> ran its access check </w:t>
-      </w:r>
-      <w:r>
-        <w:rPr>
-          <w:i/>
-          <w:iCs/>
-          <w:sz w:val="22"/>
-          <w:szCs w:val="22"/>
-        </w:rPr>
-        <w:t xml:space="preserve">after</w:t>
-      </w:r>
-      <w:r>
-        <w:rPr>
-          <w:sz w:val="22"/>
-          <w:szCs w:val="22"/>
-        </w:rPr>
-        <w:t xml:space="preserve"> its error branches, so any signed-in user could learn whether two arbitrary version identifiers existed and belonged to the same script — every other route in the system returns 404 precisely to prevent that. And the command palette guarded only its render, so pressing Cmd-K while signed out issued an authenticated request, received a 401 and ejected the visitor to the login page.</w:t>
+        <w:t xml:space="preserve">. It checked the user's permission after checking for other errors, not before. A logged-in user could therefore learn whether two script versions existed and belonged to the same script, even without access to them. Every other route in the system returns "not found" to prevent exactly this.</w:t>
+      </w:r>
+    </w:p>
+    <w:p>
+      <w:pPr>
+        <w:spacing w:after="160" w:line="300"/>
+        <w:jc w:val="left"/>
+      </w:pPr>
+      <w:r>
+        <w:rPr>
+          <w:sz w:val="22"/>
+          <w:szCs w:val="22"/>
+        </w:rPr>
+        <w:t xml:space="preserve">The second was in the command palette. It was hidden from logged-out visitors but still sent a request to the server. The request failed with a 401 error, which logged the visitor out and sent them to the login page.</w:t>
       </w:r>
     </w:p>
     <w:p>
@@ -892,77 +928,27 @@
         <w:spacing w:after="140" w:before="320"/>
       </w:pPr>
       <w:r>
-        <w:t xml:space="preserve">Week 6: Running outside demo mode</w:t>
-      </w:r>
-    </w:p>
-    <w:p>
-      <w:pPr>
-        <w:spacing w:after="160" w:line="300"/>
-        <w:jc w:val="left"/>
-      </w:pPr>
-      <w:r>
-        <w:rPr>
-          <w:sz w:val="22"/>
-          <w:szCs w:val="22"/>
-        </w:rPr>
-        <w:t xml:space="preserve">The system had never been executed against a real provider. It was this month, and the run produced more information than a successful one would have.</w:t>
-      </w:r>
-    </w:p>
-    <w:p>
-      <w:pPr>
-        <w:spacing w:after="160" w:line="300"/>
-        <w:jc w:val="left"/>
-      </w:pPr>
-      <w:r>
-        <w:rPr>
-          <w:sz w:val="22"/>
-          <w:szCs w:val="22"/>
-        </w:rPr>
-        <w:t xml:space="preserve">The first finding was in the test suite rather than the product. </w:t>
-      </w:r>
-      <w:r>
-        <w:rPr>
-          <w:rFonts w:ascii="Consolas" w:cs="Consolas" w:eastAsia="Consolas" w:hAnsi="Consolas"/>
-          <w:sz w:val="19"/>
-          <w:szCs w:val="19"/>
-        </w:rPr>
-        <w:t xml:space="preserve">conftest.py</w:t>
-      </w:r>
-      <w:r>
-        <w:rPr>
-          <w:sz w:val="22"/>
-          <w:szCs w:val="22"/>
-        </w:rPr>
-        <w:t xml:space="preserve"> deliberately forces the mock database and pins payments offline, but had never done the same for the AI keys — which did not matter while those keys were absent. On the day real keys were added the suite began making live, billed API calls, and hung for twenty-six minutes retrying a provider error. The subtlety worth recording is that removing the variables does not fix it: </w:t>
-      </w:r>
-      <w:r>
-        <w:rPr>
-          <w:rFonts w:ascii="Consolas" w:cs="Consolas" w:eastAsia="Consolas" w:hAnsi="Consolas"/>
-          <w:sz w:val="19"/>
-          <w:szCs w:val="19"/>
-        </w:rPr>
-        <w:t xml:space="preserve">load_dotenv()</w:t>
-      </w:r>
-      <w:r>
-        <w:rPr>
-          <w:sz w:val="22"/>
-          <w:szCs w:val="22"/>
-        </w:rPr>
-        <w:t xml:space="preserve"> declines to overwrite a variable that already exists and happily fills in one that does not, so popping the key invites the real one straight back.</w:t>
-      </w:r>
-    </w:p>
-    <w:p>
-      <w:pPr>
-        <w:spacing w:after="160" w:line="300"/>
-        <w:jc w:val="left"/>
-      </w:pPr>
-      <w:r>
-        <w:rPr>
-          <w:sz w:val="22"/>
-          <w:szCs w:val="22"/>
-        </w:rPr>
-        <w:t xml:space="preserve">The second was the cost model. A storyboard frame was estimated at $0.040 on the assumption of DALL-E 3. Measured against the model the system actually calls, one frame is </w:t>
-      </w:r>
+        <w:t xml:space="preserve">Week 6: Running with real API keys</w:t>
+      </w:r>
+    </w:p>
+    <w:p>
+      <w:pPr>
+        <w:spacing w:after="160" w:line="300"/>
+        <w:jc w:val="left"/>
+      </w:pPr>
+      <w:r>
+        <w:rPr>
+          <w:sz w:val="22"/>
+          <w:szCs w:val="22"/>
+        </w:rPr>
+        <w:t xml:space="preserve">The system had never been run against a real AI provider. This was done in Month 2, and two problems were found.</w:t>
+      </w:r>
+    </w:p>
+    <w:p>
+      <w:pPr>
+        <w:spacing w:after="160" w:line="300"/>
+        <w:jc w:val="left"/>
+      </w:pPr>
       <w:r>
         <w:rPr>
           <w:b/>
@@ -970,14 +956,49 @@
           <w:sz w:val="22"/>
           <w:szCs w:val="22"/>
         </w:rPr>
-        <w:t xml:space="preserve">$0.0033</w:t>
-      </w:r>
-      <w:r>
-        <w:rPr>
-          <w:sz w:val="22"/>
-          <w:szCs w:val="22"/>
-        </w:rPr>
-        <w:t xml:space="preserve"> — a factor of twelve. This inverts the pricing lever: images are roughly 18% of the cost of a script and generation tokens are 82%, so the control that matters is output length, not the frame cap.</w:t>
+        <w:t xml:space="preserve">Problem 1: the test suite made real API calls.</w:t>
+      </w:r>
+      <w:r>
+        <w:rPr>
+          <w:sz w:val="22"/>
+          <w:szCs w:val="22"/>
+        </w:rPr>
+        <w:t xml:space="preserve"> The test configuration forces the tests to use a mock database and to skip payment providers. It had never done the same for the AI keys. This did not matter while no keys existed. Once real keys were added, the tests began calling the live API, which costs money. The suite also took 26 minutes instead of a few seconds, because the AI library retries a failed request several times.</w:t>
+      </w:r>
+    </w:p>
+    <w:p>
+      <w:pPr>
+        <w:spacing w:after="160" w:line="300"/>
+        <w:jc w:val="left"/>
+      </w:pPr>
+      <w:r>
+        <w:rPr>
+          <w:sz w:val="22"/>
+          <w:szCs w:val="22"/>
+        </w:rPr>
+        <w:t xml:space="preserve">The fix is worth recording. Deleting the environment variable does not work, because the configuration loader fills in any variable that is missing. The variable must instead be set to an invalid value, so that it exists but cannot be used.</w:t>
+      </w:r>
+    </w:p>
+    <w:p>
+      <w:pPr>
+        <w:spacing w:after="160" w:line="300"/>
+        <w:jc w:val="left"/>
+      </w:pPr>
+      <w:r>
+        <w:rPr>
+          <w:b/>
+          <w:bCs/>
+          <w:sz w:val="22"/>
+          <w:szCs w:val="22"/>
+        </w:rPr>
+        <w:t xml:space="preserve">Problem 2: the cost estimate was wrong.</w:t>
+      </w:r>
+      <w:r>
+        <w:rPr>
+          <w:sz w:val="22"/>
+          <w:szCs w:val="22"/>
+        </w:rPr>
+        <w:t xml:space="preserve"> A storyboard image had been estimated at $0.040, assuming the system used DALL-E 3. It does not. Measured against the model actually used, one image costs $0.0033.</w:t>
       </w:r>
     </w:p>
     <w:tbl>
@@ -1020,7 +1041,7 @@
                 <w:sz w:val="19"/>
                 <w:szCs w:val="19"/>
               </w:rPr>
-              <w:t xml:space="preserve">Measured</w:t>
+              <w:t xml:space="preserve">Item</w:t>
             </w:r>
           </w:p>
         </w:tc>
@@ -1066,7 +1087,7 @@
                 <w:sz w:val="19"/>
                 <w:szCs w:val="19"/>
               </w:rPr>
-              <w:t xml:space="preserve">Actual</w:t>
+              <w:t xml:space="preserve">Measured</w:t>
             </w:r>
           </w:p>
         </w:tc>
@@ -1235,7 +1256,7 @@
                 <w:sz w:val="19"/>
                 <w:szCs w:val="19"/>
               </w:rPr>
-              <w:t xml:space="preserve">One script with a board</w:t>
+              <w:t xml:space="preserve">One script with a storyboard</w:t>
             </w:r>
           </w:p>
         </w:tc>
@@ -1292,37 +1313,63 @@
     </w:p>
     <w:p>
       <w:pPr>
+        <w:spacing w:after="160" w:line="300"/>
+        <w:jc w:val="left"/>
+      </w:pPr>
+      <w:r>
+        <w:rPr>
+          <w:sz w:val="22"/>
+          <w:szCs w:val="22"/>
+        </w:rPr>
+        <w:t xml:space="preserve">This changes which cost matters. Images are about 18% of the cost of producing a script. Text generation is about 82%. Reducing the length of generated text therefore saves more than reducing the number of storyboard images.</w:t>
+      </w:r>
+    </w:p>
+    <w:p>
+      <w:pPr>
         <w:pStyle w:val="Heading2"/>
         <w:spacing w:after="140" w:before="320"/>
       </w:pPr>
       <w:r>
-        <w:t xml:space="preserve">Week 7: Measuring retrieval</w:t>
-      </w:r>
-    </w:p>
-    <w:p>
-      <w:pPr>
-        <w:spacing w:after="160" w:line="300"/>
-        <w:jc w:val="left"/>
-      </w:pPr>
-      <w:r>
-        <w:rPr>
-          <w:sz w:val="22"/>
-          <w:szCs w:val="22"/>
-        </w:rPr>
-        <w:t xml:space="preserve">The retrieval layer is what the product is sold on and nothing had ever measured it. An evaluation harness was built: 34 golden cases mined from the corpus itself rather than invented, scored on precision@1, precision@3 and mean reciprocal rank.</w:t>
-      </w:r>
-    </w:p>
-    <w:p>
-      <w:pPr>
-        <w:spacing w:after="160" w:line="300"/>
-        <w:jc w:val="left"/>
-      </w:pPr>
-      <w:r>
-        <w:rPr>
-          <w:sz w:val="22"/>
-          <w:szCs w:val="22"/>
-        </w:rPr>
-        <w:t xml:space="preserve">The first result was 82.4% precision@1, which looked like good news and was not. The golden set mixes two populations of very different difficulty, and averaging them buried the one that matters:</w:t>
+        <w:t xml:space="preserve">Week 7: Measuring retrieval quality</w:t>
+      </w:r>
+    </w:p>
+    <w:p>
+      <w:pPr>
+        <w:spacing w:after="160" w:line="300"/>
+        <w:jc w:val="left"/>
+      </w:pPr>
+      <w:r>
+        <w:rPr>
+          <w:sz w:val="22"/>
+          <w:szCs w:val="22"/>
+        </w:rPr>
+        <w:t xml:space="preserve">Retrieval is the system's main feature. It finds relevant screenwriting techniques and adds them to the AI prompt. It had never been measured.</w:t>
+      </w:r>
+    </w:p>
+    <w:p>
+      <w:pPr>
+        <w:spacing w:after="160" w:line="300"/>
+        <w:jc w:val="left"/>
+      </w:pPr>
+      <w:r>
+        <w:rPr>
+          <w:sz w:val="22"/>
+          <w:szCs w:val="22"/>
+        </w:rPr>
+        <w:t xml:space="preserve">A test set of 34 cases was built from the existing craft library. Three standard measures were used: precision@1 (whether the correct result came first), precision@3 (whether it was in the top three), and mean reciprocal rank.</w:t>
+      </w:r>
+    </w:p>
+    <w:p>
+      <w:pPr>
+        <w:spacing w:after="160" w:line="300"/>
+        <w:jc w:val="left"/>
+      </w:pPr>
+      <w:r>
+        <w:rPr>
+          <w:sz w:val="22"/>
+          <w:szCs w:val="22"/>
+        </w:rPr>
+        <w:t xml:space="preserve">The first result was 82.4% precision@1. This number was misleading. The test set contained two kinds of case, and one kind is much easier than the other:</w:t>
       </w:r>
     </w:p>
     <w:p>
@@ -1424,23 +1471,20 @@
           <w:sz w:val="22"/>
           <w:szCs w:val="22"/>
         </w:rPr>
-        <w:t xml:space="preserve">Self-retrieval is nearly free — the query </w:t>
-      </w:r>
-      <w:r>
-        <w:rPr>
-          <w:i/>
-          <w:iCs/>
-          <w:sz w:val="22"/>
-          <w:szCs w:val="22"/>
-        </w:rPr>
-        <w:t xml:space="preserve">is</w:t>
-      </w:r>
-      <w:r>
-        <w:rPr>
-          <w:sz w:val="22"/>
-          <w:szCs w:val="22"/>
-        </w:rPr>
-        <w:t xml:space="preserve"> the text that was embedded — so 29 easy cases drowned five real ones. The harness now reports the two apart and leads with the real queries. </w:t>
+        <w:t xml:space="preserve">The 29 easy cases search using text that was itself used to build the index, so a correct result is almost guaranteed. Only the 5 remaining cases match what the application really sends. Averaging all 34 together hid the real figure.</w:t>
+      </w:r>
+    </w:p>
+    <w:p>
+      <w:pPr>
+        <w:spacing w:after="160" w:line="300"/>
+        <w:jc w:val="left"/>
+      </w:pPr>
+      <w:r>
+        <w:rPr>
+          <w:sz w:val="22"/>
+          <w:szCs w:val="22"/>
+        </w:rPr>
+        <w:t xml:space="preserve">The test now reports the two groups separately. </w:t>
       </w:r>
       <w:r>
         <w:rPr>
@@ -1449,27 +1493,14 @@
           <w:sz w:val="22"/>
           <w:szCs w:val="22"/>
         </w:rPr>
-        <w:t xml:space="preserve">20% is the committed baseline</w:t>
-      </w:r>
-      <w:r>
-        <w:rPr>
-          <w:sz w:val="22"/>
-          <w:szCs w:val="22"/>
-        </w:rPr>
-        <w:t xml:space="preserve">, and it agrees with what the corpus loader's own probes had been printing as passes all along: three of its four rank the wrong craft level first.</w:t>
-      </w:r>
-    </w:p>
-    <w:p>
-      <w:pPr>
-        <w:spacing w:after="160" w:line="300"/>
-        <w:jc w:val="left"/>
-      </w:pPr>
-      <w:r>
-        <w:rPr>
-          <w:sz w:val="22"/>
-          <w:szCs w:val="22"/>
-        </w:rPr>
-        <w:t xml:space="preserve">That result is the most useful thing produced this month. It is also the reason the number is trusted: the measurement caught an error in its own design before it caught one in the system.</w:t>
+        <w:t xml:space="preserve">The baseline is 20% precision@1.</w:t>
+      </w:r>
+      <w:r>
+        <w:rPr>
+          <w:sz w:val="22"/>
+          <w:szCs w:val="22"/>
+        </w:rPr>
+        <w:t xml:space="preserve"> This agrees with four checks already built into the corpus loader, which had been reporting success while ranking the wrong result first in three cases out of four.</w:t>
       </w:r>
     </w:p>
     <w:p>
@@ -1541,7 +1572,7 @@
           <w:sz w:val="19"/>
           <w:szCs w:val="19"/>
         </w:rPr>
-        <w:t xml:space="preserve"> The free tier's measurement surface. The linter reports nothing tripped and says plainly what that does not mean; below it, the draft's own statistics, and beneath those the corpus benchmark holding itself back until there is enough script to compare. Saying when a report will open is more useful than inventing a percentile from three scenes.</w:t>
+        <w:t xml:space="preserve"> The free-tier feedback panel. At the top, the rule-based checker reports that nothing was flagged, and explains that this does not mean the draft is finished. Below it are the draft's statistics. Below those is the corpus comparison, which does not report a result until there is enough script to compare.</w:t>
       </w:r>
     </w:p>
     <w:p>
@@ -1550,20 +1581,7 @@
         <w:spacing w:after="140" w:before="320"/>
       </w:pPr>
       <w:r>
-        <w:t xml:space="preserve">Week 8: Craft features and production readiness</w:t>
-      </w:r>
-    </w:p>
-    <w:p>
-      <w:pPr>
-        <w:spacing w:after="160" w:line="300"/>
-        <w:jc w:val="left"/>
-      </w:pPr>
-      <w:r>
-        <w:rPr>
-          <w:sz w:val="22"/>
-          <w:szCs w:val="22"/>
-        </w:rPr>
-        <w:t xml:space="preserve">Generation now streams. Every AI call blocked until the whole response was composed, so a writer asked for a scene and watched a spinner while two thousand tokens were assembled elsewhere. Server-sent events replace that for scene generation and rewriting, with a provider failure arriving inside the stream — once the first byte is sent the status is already 200, so an error has to be a message the client can read rather than a dropped connection.</w:t>
+        <w:t xml:space="preserve">Week 8: Streaming and character analysis</w:t>
       </w:r>
     </w:p>
     <w:p>
@@ -1578,14 +1596,110 @@
           <w:sz w:val="22"/>
           <w:szCs w:val="22"/>
         </w:rPr>
-        <w:t xml:space="preserve">Cast</w:t>
-      </w:r>
-      <w:r>
-        <w:rPr>
-          <w:sz w:val="22"/>
-          <w:szCs w:val="22"/>
-        </w:rPr>
-        <w:t xml:space="preserve"> was added: the reading the system did not have. The linter reads a page, the benchmark reads a shape, the corkboard reads an order, and none of them answers the question a writer arrives with around page thirty. Reading one character's lines end to end, with three measures chosen to be actionable rather than scored, does. Run against a short film written to test it:</w:t>
+        <w:t xml:space="preserve">Streaming.</w:t>
+      </w:r>
+      <w:r>
+        <w:rPr>
+          <w:sz w:val="22"/>
+          <w:szCs w:val="22"/>
+        </w:rPr>
+        <w:t xml:space="preserve"> Every AI request previously waited for the full response before showing anything, so a writer asking for a scene saw a loading indicator for the whole time. Scene generation and rewriting now stream the text as it is produced. Errors are sent inside the stream, because once the response has started the HTTP status code can no longer be changed to report a failure.</w:t>
+      </w:r>
+    </w:p>
+    <w:p>
+      <w:pPr>
+        <w:spacing w:after="160" w:line="300"/>
+        <w:jc w:val="left"/>
+      </w:pPr>
+      <w:r>
+        <w:rPr>
+          <w:b/>
+          <w:bCs/>
+          <w:sz w:val="22"/>
+          <w:szCs w:val="22"/>
+        </w:rPr>
+        <w:t xml:space="preserve">Character analysis.</w:t>
+      </w:r>
+      <w:r>
+        <w:rPr>
+          <w:sz w:val="22"/>
+          <w:szCs w:val="22"/>
+        </w:rPr>
+        <w:t xml:space="preserve"> A new view called Cast was added. The existing tools examine formatting, overall shape, or scene order. None of them help with a common problem: two characters sounding the same. Cast lists each character's dialogue together, with three measures:</w:t>
+      </w:r>
+    </w:p>
+    <w:p>
+      <w:pPr>
+        <w:spacing w:after="160" w:line="300"/>
+        <w:jc w:val="left"/>
+      </w:pPr>
+      <w:r>
+        <w:rPr>
+          <w:sz w:val="22"/>
+          <w:szCs w:val="22"/>
+        </w:rPr>
+        <w:t xml:space="preserve">- </w:t>
+      </w:r>
+      <w:r>
+        <w:rPr>
+          <w:b/>
+          <w:bCs/>
+          <w:sz w:val="22"/>
+          <w:szCs w:val="22"/>
+        </w:rPr>
+        <w:t xml:space="preserve">Words per line</w:t>
+      </w:r>
+      <w:r>
+        <w:rPr>
+          <w:sz w:val="22"/>
+          <w:szCs w:val="22"/>
+        </w:rPr>
+        <w:t xml:space="preserve"> — how long their lines run. - </w:t>
+      </w:r>
+      <w:r>
+        <w:rPr>
+          <w:b/>
+          <w:bCs/>
+          <w:sz w:val="22"/>
+          <w:szCs w:val="22"/>
+        </w:rPr>
+        <w:t xml:space="preserve">Vocabulary</w:t>
+      </w:r>
+      <w:r>
+        <w:rPr>
+          <w:sz w:val="22"/>
+          <w:szCs w:val="22"/>
+        </w:rPr>
+        <w:t xml:space="preserve"> — how much of their wording is repeated. - </w:t>
+      </w:r>
+      <w:r>
+        <w:rPr>
+          <w:b/>
+          <w:bCs/>
+          <w:sz w:val="22"/>
+          <w:szCs w:val="22"/>
+        </w:rPr>
+        <w:t xml:space="preserve">Asks</w:t>
+      </w:r>
+      <w:r>
+        <w:rPr>
+          <w:sz w:val="22"/>
+          <w:szCs w:val="22"/>
+        </w:rPr>
+        <w:t xml:space="preserve"> — how often they ask a question instead of making a statement.</w:t>
+      </w:r>
+    </w:p>
+    <w:p>
+      <w:pPr>
+        <w:spacing w:after="160" w:line="300"/>
+        <w:jc w:val="left"/>
+      </w:pPr>
+      <w:r>
+        <w:rPr>
+          <w:sz w:val="22"/>
+          <w:szCs w:val="22"/>
+        </w:rPr>
+        <w:t xml:space="preserve">Measured on a short film written to test the feature:</w:t>
       </w:r>
     </w:p>
     <w:tbl>
@@ -2088,7 +2202,20 @@
           <w:sz w:val="22"/>
           <w:szCs w:val="22"/>
         </w:rPr>
-        <w:t xml:space="preserve">Kanchha asks a question in forty percent of his lines and Baba in none of them. That is characterisation, visible as a number, and it is the fastest way to see two voices collapsing into one. The story bible — which the writer fills in and which had been spent on prompts and shown back to them nowhere — now sits beside it, so the voice they described is next to the voice they wrote.</w:t>
+        <w:t xml:space="preserve">Kanchha asks a question in 40% of his lines. Baba never asks one. This is a measurable difference in how two characters speak.</w:t>
+      </w:r>
+    </w:p>
+    <w:p>
+      <w:pPr>
+        <w:spacing w:after="160" w:line="300"/>
+        <w:jc w:val="left"/>
+      </w:pPr>
+      <w:r>
+        <w:rPr>
+          <w:sz w:val="22"/>
+          <w:szCs w:val="22"/>
+        </w:rPr>
+        <w:t xml:space="preserve">The view also shows the character description the writer entered when setting up the project. That description was previously used only inside AI prompts and was never shown back to the writer.</w:t>
       </w:r>
     </w:p>
     <w:p>
@@ -2160,7 +2287,7 @@
           <w:sz w:val="19"/>
           <w:szCs w:val="19"/>
         </w:rPr>
-        <w:t xml:space="preserve"> Cast, with one voice opened. Sanjana asks in a third of her lines, Raaja in none of his; her vocabulary is 0.94 against his 1.00 because she repeats herself and he barely speaks. Each line carries its number in the draft, so clicking it puts the caret there. The page stays on screen throughout — the point of moving these readings into the rail.</w:t>
+        <w:t xml:space="preserve"> The Cast view with one character opened. Each line shows its line number in the script, and clicking a line moves the cursor there. The script page stays visible.</w:t>
       </w:r>
     </w:p>
     <w:p>
@@ -2178,79 +2305,113 @@
         <w:spacing w:after="140" w:before="320"/>
       </w:pPr>
       <w:r>
-        <w:t xml:space="preserve">2.1 Defects found by using the product as a writer would</w:t>
-      </w:r>
-    </w:p>
-    <w:p>
-      <w:pPr>
-        <w:spacing w:after="160" w:line="300"/>
-        <w:jc w:val="left"/>
-      </w:pPr>
-      <w:r>
-        <w:rPr>
-          <w:sz w:val="22"/>
-          <w:szCs w:val="22"/>
-        </w:rPr>
-        <w:t xml:space="preserve">A full short film was written inside the system and run through its own tools. This found what synthetic fixtures had not: </w:t>
-      </w:r>
-      <w:r>
-        <w:rPr>
-          <w:rFonts w:ascii="Consolas" w:cs="Consolas" w:eastAsia="Consolas" w:hAnsi="Consolas"/>
-          <w:sz w:val="19"/>
-          <w:szCs w:val="19"/>
-        </w:rPr>
-        <w:t xml:space="preserve">statistics</w:t>
-      </w:r>
-      <w:r>
-        <w:rPr>
-          <w:sz w:val="22"/>
-          <w:szCs w:val="22"/>
-        </w:rPr>
-        <w:t xml:space="preserve"> counted </w:t>
-      </w:r>
-      <w:r>
-        <w:rPr>
-          <w:rFonts w:ascii="Consolas" w:cs="Consolas" w:eastAsia="Consolas" w:hAnsi="Consolas"/>
-          <w:sz w:val="19"/>
-          <w:szCs w:val="19"/>
-        </w:rPr>
-        <w:t xml:space="preserve">FADE IN:</w:t>
-      </w:r>
-      <w:r>
-        <w:rPr>
-          <w:sz w:val="22"/>
-          <w:szCs w:val="22"/>
-        </w:rPr>
-        <w:t xml:space="preserve"> as a scene, so a 16-scene script reported 17, a phantom of 0.04 pages led the scene-length curve, and every corpus percentile shown to a writer was computed partly against a scene nobody wrote.</w:t>
-      </w:r>
-    </w:p>
-    <w:p>
-      <w:pPr>
-        <w:spacing w:after="160" w:line="300"/>
-        <w:jc w:val="left"/>
-      </w:pPr>
-      <w:r>
-        <w:rPr>
-          <w:sz w:val="22"/>
-          <w:szCs w:val="22"/>
-        </w:rPr>
-        <w:t xml:space="preserve">Four further defects were found the same way. The craft panel diagnosed the </w:t>
-      </w:r>
-      <w:r>
-        <w:rPr>
-          <w:i/>
-          <w:iCs/>
-          <w:sz w:val="22"/>
-          <w:szCs w:val="22"/>
-        </w:rPr>
-        <w:t xml:space="preserve">question</w:t>
-      </w:r>
-      <w:r>
-        <w:rPr>
-          <w:sz w:val="22"/>
-          <w:szCs w:val="22"/>
-        </w:rPr>
-        <w:t xml:space="preserve"> a writer clicked rather than their draft, and reported the result as "found in your draft, line 1" — a line of a sentence they had never typed. Renaming a scene heading never reached the scene index, so the timeline kept showing a line no longer in the script. Focus mode drew a 723-pixel page on a 1,274-pixel screen. And the editor's route claimed to carry a project identifier while carrying a script one.</w:t>
+        <w:t xml:space="preserve">2.1 Faults found by writing a real screenplay</w:t>
+      </w:r>
+    </w:p>
+    <w:p>
+      <w:pPr>
+        <w:spacing w:after="160" w:line="300"/>
+        <w:jc w:val="left"/>
+      </w:pPr>
+      <w:r>
+        <w:rPr>
+          <w:sz w:val="22"/>
+          <w:szCs w:val="22"/>
+        </w:rPr>
+        <w:t xml:space="preserve">A complete short film was written inside the system and processed by its own tools. This found five faults that test data had not.</w:t>
+      </w:r>
+    </w:p>
+    <w:p>
+      <w:pPr>
+        <w:spacing w:after="160" w:line="300"/>
+        <w:jc w:val="left"/>
+      </w:pPr>
+      <w:r>
+        <w:rPr>
+          <w:sz w:val="22"/>
+          <w:szCs w:val="22"/>
+        </w:rPr>
+        <w:t xml:space="preserve">1. </w:t>
+      </w:r>
+      <w:r>
+        <w:rPr>
+          <w:b/>
+          <w:bCs/>
+          <w:sz w:val="22"/>
+          <w:szCs w:val="22"/>
+        </w:rPr>
+        <w:t xml:space="preserve">`FADE IN:` was counted as a scene.</w:t>
+      </w:r>
+      <w:r>
+        <w:rPr>
+          <w:sz w:val="22"/>
+          <w:szCs w:val="22"/>
+        </w:rPr>
+        <w:t xml:space="preserve"> A 16-scene script reported 17 scenes. This also affected the page statistics and the corpus comparison figures shown to the writer. 2. </w:t>
+      </w:r>
+      <w:r>
+        <w:rPr>
+          <w:b/>
+          <w:bCs/>
+          <w:sz w:val="22"/>
+          <w:szCs w:val="22"/>
+        </w:rPr>
+        <w:t xml:space="preserve">The craft panel analysed the wrong text.</w:t>
+      </w:r>
+      <w:r>
+        <w:rPr>
+          <w:sz w:val="22"/>
+          <w:szCs w:val="22"/>
+        </w:rPr>
+        <w:t xml:space="preserve"> When a writer selected a problem category, the system analysed the category description instead of the writer's script, then reported the result as if it had been found in their draft. 3. </w:t>
+      </w:r>
+      <w:r>
+        <w:rPr>
+          <w:b/>
+          <w:bCs/>
+          <w:sz w:val="22"/>
+          <w:szCs w:val="22"/>
+        </w:rPr>
+        <w:t xml:space="preserve">Renaming a scene had no effect on the scene list.</w:t>
+      </w:r>
+      <w:r>
+        <w:rPr>
+          <w:sz w:val="22"/>
+          <w:szCs w:val="22"/>
+        </w:rPr>
+        <w:t xml:space="preserve"> The timeline continued to show a scene heading that no longer existed in the script. 4. </w:t>
+      </w:r>
+      <w:r>
+        <w:rPr>
+          <w:b/>
+          <w:bCs/>
+          <w:sz w:val="22"/>
+          <w:szCs w:val="22"/>
+        </w:rPr>
+        <w:t xml:space="preserve">Focus mode did not fill the screen.</w:t>
+      </w:r>
+      <w:r>
+        <w:rPr>
+          <w:sz w:val="22"/>
+          <w:szCs w:val="22"/>
+        </w:rPr>
+        <w:t xml:space="preserve"> The page was drawn 723 pixels tall on a 1,274-pixel screen. 5. </w:t>
+      </w:r>
+      <w:r>
+        <w:rPr>
+          <w:b/>
+          <w:bCs/>
+          <w:sz w:val="22"/>
+          <w:szCs w:val="22"/>
+        </w:rPr>
+        <w:t xml:space="preserve">The editor URL was inconsistent.</w:t>
+      </w:r>
+      <w:r>
+        <w:rPr>
+          <w:sz w:val="22"/>
+          <w:szCs w:val="22"/>
+        </w:rPr>
+        <w:t xml:space="preserve"> It was labelled as containing a project identifier but actually contained a script identifier.</w:t>
       </w:r>
     </w:p>
     <w:p>
@@ -2259,7 +2420,7 @@
         <w:spacing w:after="140" w:before="320"/>
       </w:pPr>
       <w:r>
-        <w:t xml:space="preserve">2.2 Interface work</w:t>
+        <w:t xml:space="preserve">2.2 Interface changes</w:t>
       </w:r>
     </w:p>
     <w:tbl>
@@ -2373,7 +2534,7 @@
                 <w:sz w:val="19"/>
                 <w:szCs w:val="19"/>
               </w:rPr>
-              <w:t xml:space="preserve">Script, Corkboard, Outline and Cast moved into the left rail; the page is never taken away to reorganise it</w:t>
+              <w:t xml:space="preserve">The four views moved into the left panel, so the script page stays visible while reorganising</w:t>
             </w:r>
           </w:p>
         </w:tc>
@@ -2422,7 +2583,7 @@
                 <w:sz w:val="19"/>
                 <w:szCs w:val="19"/>
               </w:rPr>
-              <w:t xml:space="preserve">Card height derived from the pagination rule, so one card is one page; screenplay-standard margins</w:t>
+              <w:t xml:space="preserve">Page height now matches the pagination rule; standard screenplay margins applied</w:t>
             </w:r>
           </w:p>
         </w:tc>
@@ -2471,7 +2632,7 @@
                 <w:sz w:val="19"/>
                 <w:szCs w:val="19"/>
               </w:rPr>
-              <w:t xml:space="preserve">Scene headings renameable in place, act durations editable, labels dropped when blocks are too narrow to read</w:t>
+              <w:t xml:space="preserve">Scene headings can be renamed directly; act durations can be edited</w:t>
             </w:r>
           </w:p>
         </w:tc>
@@ -2520,7 +2681,7 @@
                 <w:sz w:val="19"/>
                 <w:szCs w:val="19"/>
               </w:rPr>
-              <w:t xml:space="preserve">Typewriter mode, gold caret, nib and ring pointers, pointer hidden while typing</w:t>
+              <w:t xml:space="preserve">Typewriter scrolling, custom cursors, cursor hidden while typing</w:t>
             </w:r>
           </w:p>
         </w:tc>
@@ -2588,7 +2749,7 @@
                 <w:sz w:val="19"/>
                 <w:szCs w:val="19"/>
               </w:rPr>
-              <w:t xml:space="preserve"> added alongside Final Draft, Fountain, plain text and PDF</w:t>
+              <w:t xml:space="preserve"> files can now be imported, alongside Final Draft, Fountain, text and PDF</w:t>
             </w:r>
           </w:p>
         </w:tc>
@@ -2668,7 +2829,7 @@
           <w:sz w:val="19"/>
           <w:szCs w:val="19"/>
         </w:rPr>
-        <w:t xml:space="preserve"> Restructuring beside the writing rather than instead of it. The corkboard used to replace the screenplay, so the reason to move a card — almost always something just read — had to be held in memory while going to move it.</w:t>
+        <w:t xml:space="preserve"> The corkboard now appears next to the script rather than replacing it. A writer can reorder scenes while still reading the page.</w:t>
       </w:r>
     </w:p>
     <w:p>
@@ -2690,7 +2851,33 @@
           <w:sz w:val="22"/>
           <w:szCs w:val="22"/>
         </w:rPr>
-        <w:t xml:space="preserve">Three decisions the documents recorded but never settled were closed: live co-editing descoped to asynchronous collaboration, the encryption claim stated truthfully, and tier naming fixed at free / pro / studio. The deploy runbook was corrected — it described three migrations and there are now four. A project skill documented a data schema the code had abandoned, which would have produced entries that half-worked in a way nobody would notice.</w:t>
+        <w:t xml:space="preserve">Three decisions that had been left open in the documentation were settled:</w:t>
+      </w:r>
+    </w:p>
+    <w:p>
+      <w:pPr>
+        <w:spacing w:after="160" w:line="300"/>
+        <w:jc w:val="left"/>
+      </w:pPr>
+      <w:r>
+        <w:rPr>
+          <w:sz w:val="22"/>
+          <w:szCs w:val="22"/>
+        </w:rPr>
+        <w:t xml:space="preserve">- Real-time collaborative editing was removed from scope. The system provides asynchronous collaboration: sharing, roles and comments. - The claim about data encryption was corrected to describe what the system actually does. - Subscription tier names were fixed as free, pro and studio.</w:t>
+      </w:r>
+    </w:p>
+    <w:p>
+      <w:pPr>
+        <w:spacing w:after="160" w:line="300"/>
+        <w:jc w:val="left"/>
+      </w:pPr>
+      <w:r>
+        <w:rPr>
+          <w:sz w:val="22"/>
+          <w:szCs w:val="22"/>
+        </w:rPr>
+        <w:t xml:space="preserve">The deployment guide was corrected. It described three database migrations; there are now four. A project reference document described a data format the code no longer uses.</w:t>
       </w:r>
     </w:p>
     <w:p>
@@ -2712,33 +2899,46 @@
           <w:sz w:val="22"/>
           <w:szCs w:val="22"/>
         </w:rPr>
-        <w:t xml:space="preserve">Everything above runs. The AI providers are reachable with live credentials and the OpenAI path has been exercised end to end at real cost; the Anthropic path returns a billing error pending account credit, so streaming and the paid generation routes remain verified against the mock path only.</w:t>
-      </w:r>
-    </w:p>
-    <w:p>
-      <w:pPr>
-        <w:spacing w:after="160" w:line="300"/>
-        <w:jc w:val="left"/>
-      </w:pPr>
-      <w:r>
-        <w:rPr>
-          <w:sz w:val="22"/>
-          <w:szCs w:val="22"/>
-        </w:rPr>
-        <w:t xml:space="preserve">The system has still never been deployed. It runs on local SQLite because no Supabase project exists yet, which also means the four schema migrations remain unapplied. No money has moved through any payment gateway. Those three — a real database, a live host, and a first real payment — are the work of Month 3, and every remaining estimate depends on them.</w:t>
-      </w:r>
-    </w:p>
-    <w:p>
-      <w:pPr>
-        <w:spacing w:after="160" w:line="300"/>
-        <w:jc w:val="left"/>
-      </w:pPr>
-      <w:r>
-        <w:rPr>
-          <w:sz w:val="22"/>
-          <w:szCs w:val="22"/>
-        </w:rPr>
-        <w:t xml:space="preserve">Every figure in this report was captured from the running system this month by </w:t>
+        <w:t xml:space="preserve">The AI providers can be reached with live credentials. The image generation path has been run end to end at real cost. The text generation path returns a billing error because the account has no credit, so streaming and the paid generation features are still verified only against the mock provider.</w:t>
+      </w:r>
+    </w:p>
+    <w:p>
+      <w:pPr>
+        <w:spacing w:after="160" w:line="300"/>
+        <w:jc w:val="left"/>
+      </w:pPr>
+      <w:r>
+        <w:rPr>
+          <w:sz w:val="22"/>
+          <w:szCs w:val="22"/>
+        </w:rPr>
+        <w:t xml:space="preserve">The system has not been deployed. It runs on a local database because no cloud database has been created, which also means four schema migrations remain unapplied. No payment has been processed.</w:t>
+      </w:r>
+    </w:p>
+    <w:p>
+      <w:pPr>
+        <w:spacing w:after="160" w:line="300"/>
+        <w:jc w:val="left"/>
+      </w:pPr>
+      <w:r>
+        <w:rPr>
+          <w:sz w:val="22"/>
+          <w:szCs w:val="22"/>
+        </w:rPr>
+        <w:t xml:space="preserve">These three items — a cloud database, a live server, and a first real payment — are the work of Month 3. All remaining estimates depend on them.</w:t>
+      </w:r>
+    </w:p>
+    <w:p>
+      <w:pPr>
+        <w:spacing w:after="160" w:line="300"/>
+        <w:jc w:val="left"/>
+      </w:pPr>
+      <w:r>
+        <w:rPr>
+          <w:sz w:val="22"/>
+          <w:szCs w:val="22"/>
+        </w:rPr>
+        <w:t xml:space="preserve">All figures in this report were captured from the running system this month using </w:t>
       </w:r>
       <w:r>
         <w:rPr>
@@ -2753,7 +2953,7 @@
           <w:sz w:val="22"/>
           <w:szCs w:val="22"/>
         </w:rPr>
-        <w:t xml:space="preserve">, which signs in, writes a draft, and photographs each surface in turn. The Month 1 report's figures were taken by hand and were still being reused after the screens beneath them had changed; this removes that failure mode for Month 3.</w:t>
+        <w:t xml:space="preserve">. This script signs in, enters a draft, and photographs each screen in turn.</w:t>
       </w:r>
     </w:p>
     <w:sectPr>

--- a/docs/Month_2_progress_report.docx
+++ b/docs/Month_2_progress_report.docx
@@ -231,7 +231,7 @@
           <w:sz w:val="21"/>
           <w:szCs w:val="21"/>
         </w:rPr>
-        <w:t xml:space="preserve">Figure 4.  The corkboard now appears next to the script rather than replacing it</w:t>
+        <w:t xml:space="preserve">Figure 4.  The corkboard now sits beside the script instead of replacing it, so scenes can be reordered while the page is still being read.</w:t>
       </w:r>
     </w:p>
     <w:p>
@@ -271,7 +271,7 @@
           <w:sz w:val="22"/>
           <w:szCs w:val="22"/>
         </w:rPr>
-        <w:t xml:space="preserve">All four modules the proposal scheduled for Month 2 were delivered early, in Month 1, and were reported then. Month 2 was therefore spent on two things instead: testing the system properly, and measuring how well its main feature works.</w:t>
+        <w:t xml:space="preserve">The four modules scheduled for Month 2 were finished ahead of schedule during Month 1 and reported then. That left this month free for the work the schedule had no room for: proper testing, and finding out how well the retrieval feature actually performs.</w:t>
       </w:r>
     </w:p>
     <w:p>
@@ -284,7 +284,7 @@
           <w:sz w:val="22"/>
           <w:szCs w:val="22"/>
         </w:rPr>
-        <w:t xml:space="preserve">Two results stand out. The system ran against live AI providers for the first time. And retrieval quality was measured for the first time, giving a baseline of 20%.</w:t>
+        <w:t xml:space="preserve">The system also ran against live AI providers for the first time, which surfaced two problems that demo mode had been hiding.</w:t>
       </w:r>
     </w:p>
     <w:p>
@@ -912,7 +912,7 @@
           <w:sz w:val="22"/>
           <w:szCs w:val="22"/>
         </w:rPr>
-        <w:t xml:space="preserve">The four scheduled deliverables were re-tested this month rather than rebuilt. The sections below describe the work that filled the month.</w:t>
+        <w:t xml:space="preserve">Each of the four was re-tested rather than rebuilt. What follows is the work that filled the month instead.</w:t>
       </w:r>
     </w:p>
     <w:p>
@@ -982,7 +982,7 @@
           <w:sz w:val="19"/>
           <w:szCs w:val="19"/>
         </w:rPr>
-        <w:t xml:space="preserve">The workspace at the end of Month 2. On the left is the panel holding four views of the script and the scene index cards. In the middle is the screenplay page. On the right is the assistant panel with craft recommendations. Above is the timeline.</w:t>
+        <w:t xml:space="preserve">The workspace at the end of Month 2. The left panel holds four views of the script along with the scene index cards, the screenplay page sits in the middle, and the assistant panel is on the right. The timeline runs across the top.</w:t>
       </w:r>
     </w:p>
     <w:p>
@@ -1004,40 +1004,7 @@
           <w:sz w:val="22"/>
           <w:szCs w:val="22"/>
         </w:rPr>
-        <w:t xml:space="preserve">Three parts of the backend had no tests at all. This mattered because those three parts carry the most risk:</w:t>
-      </w:r>
-    </w:p>
-    <w:p>
-      <w:pPr>
-        <w:spacing w:after="90" w:line="300"/>
-        <w:ind w:left="520" w:hanging="260"/>
-      </w:pPr>
-      <w:r>
-        <w:rPr>
-          <w:sz w:val="22"/>
-          <w:szCs w:val="22"/>
-        </w:rPr>
-        <w:t xml:space="preserve">•  </w:t>
-      </w:r>
-      <w:r>
-        <w:rPr>
-          <w:sz w:val="22"/>
-          <w:szCs w:val="22"/>
-        </w:rPr>
-        <w:t xml:space="preserve">The payment webhook is the only endpoint that grants a paid subscription without requiring a login.</w:t>
-      </w:r>
-    </w:p>
-    <w:p>
-      <w:pPr>
-        <w:spacing w:after="90" w:line="300"/>
-        <w:ind w:left="520" w:hanging="260"/>
-      </w:pPr>
-      <w:r>
-        <w:rPr>
-          <w:sz w:val="22"/>
-          <w:szCs w:val="22"/>
-        </w:rPr>
-        <w:t xml:space="preserve">•  </w:t>
+        <w:t xml:space="preserve">Three parts of the backend had no tests, and they happened to be three of the riskiest. The payment webhook grants a paid subscription and is the only endpoint that does so without a login. </w:t>
       </w:r>
       <w:r>
         <w:rPr>
@@ -1052,20 +1019,7 @@
           <w:sz w:val="22"/>
           <w:szCs w:val="22"/>
         </w:rPr>
-        <w:t xml:space="preserve"> is the code that decides which fields a user is allowed to change.</w:t>
-      </w:r>
-    </w:p>
-    <w:p>
-      <w:pPr>
-        <w:spacing w:after="90" w:line="300"/>
-        <w:ind w:left="520" w:hanging="260"/>
-      </w:pPr>
-      <w:r>
-        <w:rPr>
-          <w:sz w:val="22"/>
-          <w:szCs w:val="22"/>
-        </w:rPr>
-        <w:t xml:space="preserve">•  </w:t>
+        <w:t xml:space="preserve"> decides which fields a user is allowed to change. And </w:t>
       </w:r>
       <w:r>
         <w:rPr>
@@ -1080,13 +1034,8 @@
           <w:sz w:val="22"/>
           <w:szCs w:val="22"/>
         </w:rPr>
-        <w:t xml:space="preserve"> is the retrieval system. It returns an empty result on failure by design, so when it breaks, nothing reports an error.</w:t>
-      </w:r>
-    </w:p>
-    <w:p>
-      <w:pPr>
-        <w:spacing w:after="100"/>
-      </w:pPr>
+        <w:t xml:space="preserve">, the retrieval system, returns an empty result when it fails, so a fault there produces no error message at all.</w:t>
+      </w:r>
     </w:p>
     <w:p>
       <w:pPr>
@@ -1098,7 +1047,7 @@
           <w:sz w:val="22"/>
           <w:szCs w:val="22"/>
         </w:rPr>
-        <w:t xml:space="preserve">104 new backend tests were written. All 26 frontend components that had no tests were covered. The test suite now has </w:t>
+        <w:t xml:space="preserve">104 backend tests were written to cover them, and the 26 frontend components that had no tests were covered as well. The suite now stands at </w:t>
       </w:r>
       <w:r>
         <w:rPr>
@@ -1143,7 +1092,7 @@
           <w:sz w:val="22"/>
           <w:szCs w:val="22"/>
         </w:rPr>
-        <w:t xml:space="preserve">Two security problems were found and fixed while writing these tests.</w:t>
+        <w:t xml:space="preserve">Writing them turned up two security faults.</w:t>
       </w:r>
     </w:p>
     <w:p>
@@ -1156,7 +1105,7 @@
           <w:sz w:val="22"/>
           <w:szCs w:val="22"/>
         </w:rPr>
-        <w:t xml:space="preserve">The first was in </w:t>
+        <w:t xml:space="preserve">In </w:t>
       </w:r>
       <w:r>
         <w:rPr>
@@ -1171,7 +1120,7 @@
           <w:sz w:val="22"/>
           <w:szCs w:val="22"/>
         </w:rPr>
-        <w:t xml:space="preserve">. It checked the user's permission after checking for other errors, not before. A logged-in user could therefore learn whether two script versions existed and belonged to the same script, even without access to them. Every other route in the system returns "not found" to prevent exactly this.</w:t>
+        <w:t xml:space="preserve">, the permission check ran after the other error checks rather than before. A logged-in user could use the difference between the two error responses to work out whether two script versions existed and belonged to the same script, without having access to either. Everywhere else in the system returns "not found" precisely so this cannot happen.</w:t>
       </w:r>
     </w:p>
     <w:p>
@@ -1184,7 +1133,7 @@
           <w:sz w:val="22"/>
           <w:szCs w:val="22"/>
         </w:rPr>
-        <w:t xml:space="preserve">The second was in the command palette. It was hidden from logged-out visitors but still sent a request to the server. The request failed with a 401 error, which logged the visitor out and sent them to the login page.</w:t>
+        <w:t xml:space="preserve">The second was smaller but more visible. The command palette hid itself from logged-out visitors, but still sent its request to the server. That request failed with a 401, which logged the visitor out and redirected them to the login page.</w:t>
       </w:r>
     </w:p>
     <w:p>
@@ -1206,7 +1155,7 @@
           <w:sz w:val="22"/>
           <w:szCs w:val="22"/>
         </w:rPr>
-        <w:t xml:space="preserve">The system had never been run against a real AI provider. This was done in Month 2, and two problems were found.</w:t>
+        <w:t xml:space="preserve">Everything up to this point had been verified against a mock provider. Running it for real found two things.</w:t>
       </w:r>
     </w:p>
     <w:p>
@@ -1216,19 +1165,10 @@
       </w:pPr>
       <w:r>
         <w:rPr>
-          <w:b/>
-          <w:bCs/>
-          <w:sz w:val="22"/>
-          <w:szCs w:val="22"/>
-        </w:rPr>
-        <w:t xml:space="preserve">Problem 1: the test suite made real API calls.</w:t>
-      </w:r>
-      <w:r>
-        <w:rPr>
-          <w:sz w:val="22"/>
-          <w:szCs w:val="22"/>
-        </w:rPr>
-        <w:t xml:space="preserve"> The test configuration forces the tests to use a mock database and to skip payment providers. It had never done the same for the AI keys. This did not matter while no keys existed. Once real keys were added, the tests began calling the live API, which costs money. The suite also took 26 minutes instead of a few seconds, because the AI library retries a failed request several times.</w:t>
+          <w:sz w:val="22"/>
+          <w:szCs w:val="22"/>
+        </w:rPr>
+        <w:t xml:space="preserve">The first was in the test suite rather than the product. Its configuration deliberately forces a mock database and skips the payment providers, but nobody had done the same for the AI keys, and while no keys existed there was nothing to notice. Once real keys were in place the tests started calling the live API, at cost, and a suite that normally finishes in seconds took 26 minutes because the AI library retries each failure several times.</w:t>
       </w:r>
     </w:p>
     <w:p>
@@ -1241,7 +1181,7 @@
           <w:sz w:val="22"/>
           <w:szCs w:val="22"/>
         </w:rPr>
-        <w:t xml:space="preserve">The fix is worth recording. Deleting the environment variable does not work, because the configuration loader fills in any variable that is missing. The variable must instead be set to an invalid value, so that it exists but cannot be used.</w:t>
+        <w:t xml:space="preserve">The fix is less obvious than it looks. Deleting the environment variable does not help, because the configuration loader fills in whatever is missing. The variable has to be set to a value that is invalid, so that it exists and cannot be used.</w:t>
       </w:r>
     </w:p>
     <w:p>
@@ -1251,19 +1191,10 @@
       </w:pPr>
       <w:r>
         <w:rPr>
-          <w:b/>
-          <w:bCs/>
-          <w:sz w:val="22"/>
-          <w:szCs w:val="22"/>
-        </w:rPr>
-        <w:t xml:space="preserve">Problem 2: the cost estimate was wrong.</w:t>
-      </w:r>
-      <w:r>
-        <w:rPr>
-          <w:sz w:val="22"/>
-          <w:szCs w:val="22"/>
-        </w:rPr>
-        <w:t xml:space="preserve"> A storyboard image had been estimated at $0.040, assuming the system used DALL-E 3. It does not. Measured against the model actually used, one image costs $0.0033.</w:t>
+          <w:sz w:val="22"/>
+          <w:szCs w:val="22"/>
+        </w:rPr>
+        <w:t xml:space="preserve">The second was the cost model, which was wrong by a factor of twelve. A storyboard image had been estimated at $0.040 on the assumption that the system used DALL-E 3. It does not, and the model it actually calls costs $0.0033 an image.</w:t>
       </w:r>
     </w:p>
     <w:tbl>
@@ -1586,7 +1517,7 @@
           <w:sz w:val="22"/>
           <w:szCs w:val="22"/>
         </w:rPr>
-        <w:t xml:space="preserve">This changes which cost matters. Images are about 18% of the cost of producing a script. Text generation is about 82%. Reducing the length of generated text therefore saves more than reducing the number of storyboard images.</w:t>
+        <w:t xml:space="preserve">That changes which cost is worth controlling. Images account for roughly 18% of what a script costs to produce and text generation for 82%, so shortening generated text saves far more than capping the number of frames.</w:t>
       </w:r>
     </w:p>
     <w:p>
@@ -1608,7 +1539,7 @@
           <w:sz w:val="22"/>
           <w:szCs w:val="22"/>
         </w:rPr>
-        <w:t xml:space="preserve">Retrieval is the system's main feature. It finds relevant screenwriting techniques and adds them to the AI prompt. It had never been measured.</w:t>
+        <w:t xml:space="preserve">Retrieval is the feature the product is built around. It searches a library of screenwriting techniques and adds the closest matches to the AI prompt. Nobody had ever measured it.</w:t>
       </w:r>
     </w:p>
     <w:p>
@@ -1621,7 +1552,7 @@
           <w:sz w:val="22"/>
           <w:szCs w:val="22"/>
         </w:rPr>
-        <w:t xml:space="preserve">A test set of 34 cases was built from the existing craft library. Three standard measures were used: precision@1 (whether the correct result came first), precision@3 (whether it was in the top three), and mean reciprocal rank.</w:t>
+        <w:t xml:space="preserve">A test set of 34 cases was assembled from the craft library itself, scored on precision@1 (whether the right answer came first), precision@3 (whether it appeared in the top three) and mean reciprocal rank.</w:t>
       </w:r>
     </w:p>
     <w:p>
@@ -1634,7 +1565,7 @@
           <w:sz w:val="22"/>
           <w:szCs w:val="22"/>
         </w:rPr>
-        <w:t xml:space="preserve">The first result was 82.4% precision@1. This number was misleading. The test set contained two kinds of case, and one kind is much easier than the other:</w:t>
+        <w:t xml:space="preserve">The first run reported 82.4% precision@1, which was encouraging and wrong. The test set turned out to hold two kinds of case with very different difficulty:</w:t>
       </w:r>
     </w:p>
     <w:p>
@@ -1736,7 +1667,7 @@
           <w:sz w:val="22"/>
           <w:szCs w:val="22"/>
         </w:rPr>
-        <w:t xml:space="preserve">The 29 easy cases search using text that was itself used to build the index, so a correct result is almost guaranteed. Only the 5 remaining cases match what the application really sends. Averaging all 34 together hid the real figure.</w:t>
+        <w:t xml:space="preserve">Twenty-nine of the cases search using text that was itself used to build the index, so finding the right answer is close to guaranteed. Only five resemble what the application really sends. Averaged together, the easy majority hid the figure that mattered.</w:t>
       </w:r>
     </w:p>
     <w:p>
@@ -1749,7 +1680,7 @@
           <w:sz w:val="22"/>
           <w:szCs w:val="22"/>
         </w:rPr>
-        <w:t xml:space="preserve">The test now reports the two groups separately. </w:t>
+        <w:t xml:space="preserve">The two groups are now reported separately, and </w:t>
       </w:r>
       <w:r>
         <w:rPr>
@@ -1758,14 +1689,14 @@
           <w:sz w:val="22"/>
           <w:szCs w:val="22"/>
         </w:rPr>
-        <w:t xml:space="preserve">The baseline is 20% precision@1.</w:t>
-      </w:r>
-      <w:r>
-        <w:rPr>
-          <w:sz w:val="22"/>
-          <w:szCs w:val="22"/>
-        </w:rPr>
-        <w:t xml:space="preserve"> This agrees with four checks already built into the corpus loader, which had been reporting success while ranking the wrong result first in three cases out of four.</w:t>
+        <w:t xml:space="preserve">the baseline is 20% precision@1</w:t>
+      </w:r>
+      <w:r>
+        <w:rPr>
+          <w:sz w:val="22"/>
+          <w:szCs w:val="22"/>
+        </w:rPr>
+        <w:t xml:space="preserve">. It matches what the corpus loader had been quietly showing all along: four built-in checks, all reporting success, three of them ranking the wrong answer first.</w:t>
       </w:r>
     </w:p>
     <w:p>
@@ -1835,7 +1766,7 @@
           <w:sz w:val="19"/>
           <w:szCs w:val="19"/>
         </w:rPr>
-        <w:t xml:space="preserve">The free-tier feedback panel. At the top, the rule-based checker reports that nothing was flagged, and explains that this does not mean the draft is finished. Below it are the draft's statistics. Below those is the corpus comparison, which does not report a result until there is enough script to compare.</w:t>
+        <w:t xml:space="preserve">The free-tier feedback panel. The rule-based checker reports that nothing was flagged and explains that this is not the same as the draft being finished. The draft's own statistics sit below it, and beneath those the corpus comparison, which declines to report a result until there is enough script to compare.</w:t>
       </w:r>
     </w:p>
     <w:p>
@@ -1854,19 +1785,10 @@
       </w:pPr>
       <w:r>
         <w:rPr>
-          <w:b/>
-          <w:bCs/>
-          <w:sz w:val="22"/>
-          <w:szCs w:val="22"/>
-        </w:rPr>
-        <w:t xml:space="preserve">Streaming.</w:t>
-      </w:r>
-      <w:r>
-        <w:rPr>
-          <w:sz w:val="22"/>
-          <w:szCs w:val="22"/>
-        </w:rPr>
-        <w:t xml:space="preserve"> Every AI request previously waited for the full response before showing anything, so a writer asking for a scene saw a loading indicator for the whole time. Scene generation and rewriting now stream the text as it is produced. Errors are sent inside the stream, because once the response has started the HTTP status code can no longer be changed to report a failure.</w:t>
+          <w:sz w:val="22"/>
+          <w:szCs w:val="22"/>
+        </w:rPr>
+        <w:t xml:space="preserve">AI requests used to wait for the entire response before showing anything, so a writer asking for a scene watched a loading indicator for as long as it took. Scene generation and rewriting now stream the text as it arrives. Errors travel inside the stream, since once a response has started there is no longer an HTTP status code available to report a failure with.</w:t>
       </w:r>
     </w:p>
     <w:p>
@@ -1876,112 +1798,11 @@
       </w:pPr>
       <w:r>
         <w:rPr>
-          <w:b/>
-          <w:bCs/>
-          <w:sz w:val="22"/>
-          <w:szCs w:val="22"/>
-        </w:rPr>
-        <w:t xml:space="preserve">Character analysis.</w:t>
-      </w:r>
-      <w:r>
-        <w:rPr>
-          <w:sz w:val="22"/>
-          <w:szCs w:val="22"/>
-        </w:rPr>
-        <w:t xml:space="preserve"> A new view called Cast was added. The existing tools examine formatting, overall shape, or scene order. None of them help with a common problem: two characters sounding the same. Cast lists each character's dialogue together, with three measures:</w:t>
-      </w:r>
-    </w:p>
-    <w:p>
-      <w:pPr>
-        <w:spacing w:after="90" w:line="300"/>
-        <w:ind w:left="520" w:hanging="260"/>
-      </w:pPr>
-      <w:r>
-        <w:rPr>
-          <w:sz w:val="22"/>
-          <w:szCs w:val="22"/>
-        </w:rPr>
-        <w:t xml:space="preserve">•  </w:t>
-      </w:r>
-      <w:r>
-        <w:rPr>
-          <w:b/>
-          <w:bCs/>
-          <w:sz w:val="22"/>
-          <w:szCs w:val="22"/>
-        </w:rPr>
-        <w:t xml:space="preserve">Words per line</w:t>
-      </w:r>
-      <w:r>
-        <w:rPr>
-          <w:sz w:val="22"/>
-          <w:szCs w:val="22"/>
-        </w:rPr>
-        <w:t xml:space="preserve"> — how long their lines run.</w:t>
-      </w:r>
-    </w:p>
-    <w:p>
-      <w:pPr>
-        <w:spacing w:after="90" w:line="300"/>
-        <w:ind w:left="520" w:hanging="260"/>
-      </w:pPr>
-      <w:r>
-        <w:rPr>
-          <w:sz w:val="22"/>
-          <w:szCs w:val="22"/>
-        </w:rPr>
-        <w:t xml:space="preserve">•  </w:t>
-      </w:r>
-      <w:r>
-        <w:rPr>
-          <w:b/>
-          <w:bCs/>
-          <w:sz w:val="22"/>
-          <w:szCs w:val="22"/>
-        </w:rPr>
-        <w:t xml:space="preserve">Vocabulary</w:t>
-      </w:r>
-      <w:r>
-        <w:rPr>
-          <w:sz w:val="22"/>
-          <w:szCs w:val="22"/>
-        </w:rPr>
-        <w:t xml:space="preserve"> — how much of their wording is repeated.</w:t>
-      </w:r>
-    </w:p>
-    <w:p>
-      <w:pPr>
-        <w:spacing w:after="90" w:line="300"/>
-        <w:ind w:left="520" w:hanging="260"/>
-      </w:pPr>
-      <w:r>
-        <w:rPr>
-          <w:sz w:val="22"/>
-          <w:szCs w:val="22"/>
-        </w:rPr>
-        <w:t xml:space="preserve">•  </w:t>
-      </w:r>
-      <w:r>
-        <w:rPr>
-          <w:b/>
-          <w:bCs/>
-          <w:sz w:val="22"/>
-          <w:szCs w:val="22"/>
-        </w:rPr>
-        <w:t xml:space="preserve">Asks</w:t>
-      </w:r>
-      <w:r>
-        <w:rPr>
-          <w:sz w:val="22"/>
-          <w:szCs w:val="22"/>
-        </w:rPr>
-        <w:t xml:space="preserve"> — how often they ask a question instead of making a statement.</w:t>
-      </w:r>
-    </w:p>
-    <w:p>
-      <w:pPr>
-        <w:spacing w:after="100"/>
-      </w:pPr>
+          <w:sz w:val="22"/>
+          <w:szCs w:val="22"/>
+        </w:rPr>
+        <w:t xml:space="preserve">The other addition was a view called Cast. The existing tools look at formatting, at overall shape, or at scene order, and none of them help with a problem writers hit constantly: two characters who sound the same. Cast gathers each character's dialogue in one place and reports three things about it — how long their lines run, how much of their wording repeats, and how often they ask a question rather than make a statement.</w:t>
+      </w:r>
     </w:p>
     <w:p>
       <w:pPr>
@@ -2496,7 +2317,7 @@
           <w:sz w:val="22"/>
           <w:szCs w:val="22"/>
         </w:rPr>
-        <w:t xml:space="preserve">Kanchha asks a question in 40% of his lines. Baba never asks one. This is a measurable difference in how two characters speak.</w:t>
+        <w:t xml:space="preserve">Kanchha asks a question in 40% of his lines. Baba never asks one at all. The difference in how the two men speak is visible as a number before it is visible on the page.</w:t>
       </w:r>
     </w:p>
     <w:p>
@@ -2509,7 +2330,7 @@
           <w:sz w:val="22"/>
           <w:szCs w:val="22"/>
         </w:rPr>
-        <w:t xml:space="preserve">The view also shows the character description the writer entered when setting up the project. That description was previously used only inside AI prompts and was never shown back to the writer.</w:t>
+        <w:t xml:space="preserve">Alongside those figures, the view shows the character description the writer entered when setting the project up. That description had only ever been used inside AI prompts; the writer never saw it again after typing it.</w:t>
       </w:r>
     </w:p>
     <w:p>
@@ -2579,7 +2400,7 @@
           <w:sz w:val="19"/>
           <w:szCs w:val="19"/>
         </w:rPr>
-        <w:t xml:space="preserve">The Cast view with one character opened. Each line shows its line number in the script, and clicking a line moves the cursor there. The script page stays visible.</w:t>
+        <w:t xml:space="preserve">The Cast view with one character opened. Every line carries its number in the script, and clicking one moves the cursor there. The page stays visible throughout.</w:t>
       </w:r>
     </w:p>
     <w:p>
@@ -2611,7 +2432,7 @@
           <w:sz w:val="22"/>
           <w:szCs w:val="22"/>
         </w:rPr>
-        <w:t xml:space="preserve">A complete short film was written inside the system and processed by its own tools. This found five faults that test data had not.</w:t>
+        <w:t xml:space="preserve">A complete short film was written inside the system and put through its own tools. Five faults came out of it that no test fixture had caught.</w:t>
       </w:r>
     </w:p>
     <w:p>
@@ -2628,19 +2449,18 @@
       </w:r>
       <w:r>
         <w:rPr>
-          <w:b/>
-          <w:bCs/>
-          <w:sz w:val="22"/>
-          <w:szCs w:val="22"/>
-        </w:rPr>
-        <w:t xml:space="preserve">`FADE IN:` was counted as a scene.</w:t>
-      </w:r>
-      <w:r>
-        <w:rPr>
-          <w:sz w:val="22"/>
-          <w:szCs w:val="22"/>
-        </w:rPr>
-        <w:t xml:space="preserve"> A 16-scene script reported 17 scenes. This also affected the page statistics and the corpus comparison figures shown to the writer.</w:t>
+          <w:rFonts w:ascii="Consolas" w:cs="Consolas" w:eastAsia="Consolas" w:hAnsi="Consolas"/>
+          <w:sz w:val="19"/>
+          <w:szCs w:val="19"/>
+        </w:rPr>
+        <w:t xml:space="preserve">FADE IN:</w:t>
+      </w:r>
+      <w:r>
+        <w:rPr>
+          <w:sz w:val="22"/>
+          <w:szCs w:val="22"/>
+        </w:rPr>
+        <w:t xml:space="preserve"> was being counted as a scene, so a 16-scene script reported 17. The error carried into the page statistics and into the corpus comparison figures shown to writers.</w:t>
       </w:r>
     </w:p>
     <w:p>
@@ -2657,19 +2477,10 @@
       </w:r>
       <w:r>
         <w:rPr>
-          <w:b/>
-          <w:bCs/>
-          <w:sz w:val="22"/>
-          <w:szCs w:val="22"/>
-        </w:rPr>
-        <w:t xml:space="preserve">The craft panel analysed the wrong text.</w:t>
-      </w:r>
-      <w:r>
-        <w:rPr>
-          <w:sz w:val="22"/>
-          <w:szCs w:val="22"/>
-        </w:rPr>
-        <w:t xml:space="preserve"> When a writer selected a problem category, the system analysed the category description instead of the writer's script, then reported the result as if it had been found in their draft.</w:t>
+          <w:sz w:val="22"/>
+          <w:szCs w:val="22"/>
+        </w:rPr>
+        <w:t xml:space="preserve">The craft panel analysed the wrong text. Choosing a problem category made the system examine the category's own description instead of the script, and then report the result as though it had been found in the writer's draft.</w:t>
       </w:r>
     </w:p>
     <w:p>
@@ -2686,19 +2497,10 @@
       </w:r>
       <w:r>
         <w:rPr>
-          <w:b/>
-          <w:bCs/>
-          <w:sz w:val="22"/>
-          <w:szCs w:val="22"/>
-        </w:rPr>
-        <w:t xml:space="preserve">Renaming a scene had no effect on the scene list.</w:t>
-      </w:r>
-      <w:r>
-        <w:rPr>
-          <w:sz w:val="22"/>
-          <w:szCs w:val="22"/>
-        </w:rPr>
-        <w:t xml:space="preserve"> The timeline continued to show a scene heading that no longer existed in the script.</w:t>
+          <w:sz w:val="22"/>
+          <w:szCs w:val="22"/>
+        </w:rPr>
+        <w:t xml:space="preserve">Renaming a scene had no effect on the scene list, so the timeline went on displaying a heading that no longer existed anywhere in the script.</w:t>
       </w:r>
     </w:p>
     <w:p>
@@ -2715,19 +2517,10 @@
       </w:r>
       <w:r>
         <w:rPr>
-          <w:b/>
-          <w:bCs/>
-          <w:sz w:val="22"/>
-          <w:szCs w:val="22"/>
-        </w:rPr>
-        <w:t xml:space="preserve">Focus mode did not fill the screen.</w:t>
-      </w:r>
-      <w:r>
-        <w:rPr>
-          <w:sz w:val="22"/>
-          <w:szCs w:val="22"/>
-        </w:rPr>
-        <w:t xml:space="preserve"> The page was drawn 723 pixels tall on a 1,274-pixel screen.</w:t>
+          <w:sz w:val="22"/>
+          <w:szCs w:val="22"/>
+        </w:rPr>
+        <w:t xml:space="preserve">Focus mode did not fill the screen. The page was drawn 723 pixels tall on a screen 1,274 pixels high.</w:t>
       </w:r>
     </w:p>
     <w:p>
@@ -2744,19 +2537,10 @@
       </w:r>
       <w:r>
         <w:rPr>
-          <w:b/>
-          <w:bCs/>
-          <w:sz w:val="22"/>
-          <w:szCs w:val="22"/>
-        </w:rPr>
-        <w:t xml:space="preserve">The editor URL was inconsistent.</w:t>
-      </w:r>
-      <w:r>
-        <w:rPr>
-          <w:sz w:val="22"/>
-          <w:szCs w:val="22"/>
-        </w:rPr>
-        <w:t xml:space="preserve"> It was labelled as containing a project identifier but actually contained a script identifier.</w:t>
+          <w:sz w:val="22"/>
+          <w:szCs w:val="22"/>
+        </w:rPr>
+        <w:t xml:space="preserve">The editor URL was labelled as carrying a project identifier but actually carried a script identifier.</w:t>
       </w:r>
     </w:p>
     <w:p>
@@ -2884,7 +2668,7 @@
                 <w:sz w:val="19"/>
                 <w:szCs w:val="19"/>
               </w:rPr>
-              <w:t xml:space="preserve">The four views moved into the left panel, so the script page stays visible while reorganising</w:t>
+              <w:t xml:space="preserve">The four views moved into the left panel, so the script stays visible while reorganising</w:t>
             </w:r>
           </w:p>
         </w:tc>
@@ -3177,7 +2961,7 @@
           <w:sz w:val="19"/>
           <w:szCs w:val="19"/>
         </w:rPr>
-        <w:t xml:space="preserve">The corkboard now appears next to the script rather than replacing it. A writer can reorder scenes while still reading the page.</w:t>
+        <w:t xml:space="preserve">The corkboard now sits beside the script instead of replacing it, so scenes can be reordered while the page is still being read.</w:t>
       </w:r>
     </w:p>
     <w:p>
@@ -3199,73 +2983,8 @@
           <w:sz w:val="22"/>
           <w:szCs w:val="22"/>
         </w:rPr>
-        <w:t xml:space="preserve">Three decisions that had been left open in the documentation were settled:</w:t>
-      </w:r>
-    </w:p>
-    <w:p>
-      <w:pPr>
-        <w:spacing w:after="90" w:line="300"/>
-        <w:ind w:left="520" w:hanging="260"/>
-      </w:pPr>
-      <w:r>
-        <w:rPr>
-          <w:sz w:val="22"/>
-          <w:szCs w:val="22"/>
-        </w:rPr>
-        <w:t xml:space="preserve">•  </w:t>
-      </w:r>
-      <w:r>
-        <w:rPr>
-          <w:sz w:val="22"/>
-          <w:szCs w:val="22"/>
-        </w:rPr>
-        <w:t xml:space="preserve">Real-time collaborative editing was removed from scope. The system provides asynchronous collaboration: sharing, roles and comments.</w:t>
-      </w:r>
-    </w:p>
-    <w:p>
-      <w:pPr>
-        <w:spacing w:after="90" w:line="300"/>
-        <w:ind w:left="520" w:hanging="260"/>
-      </w:pPr>
-      <w:r>
-        <w:rPr>
-          <w:sz w:val="22"/>
-          <w:szCs w:val="22"/>
-        </w:rPr>
-        <w:t xml:space="preserve">•  </w:t>
-      </w:r>
-      <w:r>
-        <w:rPr>
-          <w:sz w:val="22"/>
-          <w:szCs w:val="22"/>
-        </w:rPr>
-        <w:t xml:space="preserve">The claim about data encryption was corrected to describe what the system actually does.</w:t>
-      </w:r>
-    </w:p>
-    <w:p>
-      <w:pPr>
-        <w:spacing w:after="90" w:line="300"/>
-        <w:ind w:left="520" w:hanging="260"/>
-      </w:pPr>
-      <w:r>
-        <w:rPr>
-          <w:sz w:val="22"/>
-          <w:szCs w:val="22"/>
-        </w:rPr>
-        <w:t xml:space="preserve">•  </w:t>
-      </w:r>
-      <w:r>
-        <w:rPr>
-          <w:sz w:val="22"/>
-          <w:szCs w:val="22"/>
-        </w:rPr>
-        <w:t xml:space="preserve">Subscription tier names were fixed as free, pro and studio.</w:t>
-      </w:r>
-    </w:p>
-    <w:p>
-      <w:pPr>
-        <w:spacing w:after="100"/>
-      </w:pPr>
+        <w:t xml:space="preserve">Three questions that had been left open in the documentation were settled this month. Real-time collaborative editing was dropped from scope, leaving sharing, roles and comments as what the system offers. The claim about data encryption was rewritten to describe what the system actually does. And the subscription tiers were fixed as free, pro and studio.</w:t>
+      </w:r>
     </w:p>
     <w:p>
       <w:pPr>
@@ -3277,7 +2996,7 @@
           <w:sz w:val="22"/>
           <w:szCs w:val="22"/>
         </w:rPr>
-        <w:t xml:space="preserve">The deployment guide was corrected. It described three database migrations; there are now four. A project reference document described a data format the code no longer uses.</w:t>
+        <w:t xml:space="preserve">The deployment guide was also corrected: it described three database migrations when there are now four, and a reference document still described a data format the code had stopped using.</w:t>
       </w:r>
     </w:p>
     <w:p>
@@ -3300,7 +3019,7 @@
           <w:sz w:val="22"/>
           <w:szCs w:val="22"/>
         </w:rPr>
-        <w:t xml:space="preserve">The AI providers can be reached with live credentials. The image generation path has been run end to end at real cost. The text generation path returns a billing error because the account has no credit, so streaming and the paid generation features are still verified only against the mock provider.</w:t>
+        <w:t xml:space="preserve">Both AI providers can be reached with live credentials, and the image generation path has been run end to end at real cost. Text generation returns a billing error because the account has no credit, so streaming and the paid generation features remain verified against the mock provider only.</w:t>
       </w:r>
     </w:p>
     <w:p>
@@ -3313,7 +3032,7 @@
           <w:sz w:val="22"/>
           <w:szCs w:val="22"/>
         </w:rPr>
-        <w:t xml:space="preserve">The system has not been deployed. It runs on a local database because no cloud database has been created, which also means four schema migrations remain unapplied. No payment has been processed.</w:t>
+        <w:t xml:space="preserve">The system has not been deployed. It still runs on a local database because no cloud database has been created, which also leaves four schema migrations unapplied, and no payment has been processed through any gateway.</w:t>
       </w:r>
     </w:p>
     <w:p>
@@ -3326,7 +3045,7 @@
           <w:sz w:val="22"/>
           <w:szCs w:val="22"/>
         </w:rPr>
-        <w:t xml:space="preserve">These three items — a cloud database, a live server, and a first real payment — are the work of Month 3. All remaining estimates depend on them.</w:t>
+        <w:t xml:space="preserve">Those three — a cloud database, a live server, and a first real payment — are the work of Month 3, and every estimate that remains depends on them.</w:t>
       </w:r>
     </w:p>
     <w:p>
@@ -3354,7 +3073,7 @@
           <w:sz w:val="22"/>
           <w:szCs w:val="22"/>
         </w:rPr>
-        <w:t xml:space="preserve">. This script signs in, enters a draft, and photographs each screen in turn.</w:t>
+        <w:t xml:space="preserve">, which signs in, enters a draft and photographs each screen in turn.</w:t>
       </w:r>
     </w:p>
     <w:sectPr>
